--- a/nuxt/Nuxt.docx
+++ b/nuxt/Nuxt.docx
@@ -23050,14 +23050,7 @@
           <w:b/>
           <w:bCs/>
         </w:rPr>
-        <w:t>r</w:t>
-      </w:r>
-      <w:r>
-        <w:rPr>
-          <w:b/>
-          <w:bCs/>
-        </w:rPr>
-        <w:t>outeRules</w:t>
+        <w:t>routeRules</w:t>
       </w:r>
       <w:proofErr w:type="spellEnd"/>
     </w:p>
@@ -25364,21 +25357,482 @@
       </w:r>
       <w:proofErr w:type="spellEnd"/>
       <w:r>
-        <w:t xml:space="preserve"> </w:t>
-      </w:r>
-      <w:proofErr w:type="spellStart"/>
-      <w:r>
-        <w:t>nuxi</w:t>
-      </w:r>
-      <w:proofErr w:type="spellEnd"/>
-      <w:r>
-        <w:t xml:space="preserve"> upgrade</w:t>
+        <w:t xml:space="preserve"> nuxi upgrade</w:t>
       </w:r>
     </w:p>
     <w:p>
       <w:pPr>
         <w:pStyle w:val="Content"/>
       </w:pPr>
+    </w:p>
+    <w:p>
+      <w:pPr>
+        <w:pStyle w:val="Heading1"/>
+      </w:pPr>
+      <w:r>
+        <w:lastRenderedPageBreak/>
+        <w:t>CÁC PLUGIN THƯỜNG DÙNG</w:t>
+      </w:r>
+    </w:p>
+    <w:p>
+      <w:pPr>
+        <w:pStyle w:val="Heading2"/>
+      </w:pPr>
+      <w:proofErr w:type="spellStart"/>
+      <w:r>
+        <w:t>Pinia</w:t>
+      </w:r>
+      <w:proofErr w:type="spellEnd"/>
+    </w:p>
+    <w:p>
+      <w:pPr>
+        <w:pStyle w:val="Content"/>
+      </w:pPr>
+      <w:r>
+        <w:t xml:space="preserve">Trong </w:t>
+      </w:r>
+      <w:proofErr w:type="spellStart"/>
+      <w:r>
+        <w:t>nuxt</w:t>
+      </w:r>
+      <w:proofErr w:type="spellEnd"/>
+      <w:r>
+        <w:t xml:space="preserve">, </w:t>
+      </w:r>
+      <w:proofErr w:type="spellStart"/>
+      <w:r>
+        <w:t>thường</w:t>
+      </w:r>
+      <w:proofErr w:type="spellEnd"/>
+      <w:r>
+        <w:t xml:space="preserve"> </w:t>
+      </w:r>
+      <w:proofErr w:type="spellStart"/>
+      <w:r>
+        <w:t>sử</w:t>
+      </w:r>
+      <w:proofErr w:type="spellEnd"/>
+      <w:r>
+        <w:t xml:space="preserve"> </w:t>
+      </w:r>
+      <w:proofErr w:type="spellStart"/>
+      <w:r>
+        <w:t>dụng</w:t>
+      </w:r>
+      <w:proofErr w:type="spellEnd"/>
+      <w:r>
+        <w:t xml:space="preserve"> </w:t>
+      </w:r>
+      <w:proofErr w:type="spellStart"/>
+      <w:r>
+        <w:t>pinia</w:t>
+      </w:r>
+      <w:proofErr w:type="spellEnd"/>
+      <w:r>
+        <w:t xml:space="preserve"> </w:t>
+      </w:r>
+      <w:proofErr w:type="spellStart"/>
+      <w:r>
+        <w:t>và</w:t>
+      </w:r>
+      <w:proofErr w:type="spellEnd"/>
+      <w:r>
+        <w:t xml:space="preserve"> @pinia/nuxt</w:t>
+      </w:r>
+    </w:p>
+    <w:p>
+      <w:pPr>
+        <w:pStyle w:val="Content"/>
+      </w:pPr>
+      <w:proofErr w:type="spellStart"/>
+      <w:r>
+        <w:t>Cách</w:t>
+      </w:r>
+      <w:proofErr w:type="spellEnd"/>
+      <w:r>
+        <w:t xml:space="preserve"> </w:t>
+      </w:r>
+      <w:proofErr w:type="spellStart"/>
+      <w:r>
+        <w:t>cài</w:t>
+      </w:r>
+      <w:proofErr w:type="spellEnd"/>
+      <w:r>
+        <w:t xml:space="preserve"> </w:t>
+      </w:r>
+      <w:proofErr w:type="spellStart"/>
+      <w:r>
+        <w:t>đặt</w:t>
+      </w:r>
+      <w:proofErr w:type="spellEnd"/>
+      <w:r>
+        <w:t xml:space="preserve">: </w:t>
+      </w:r>
+      <w:hyperlink r:id="rId8" w:history="1">
+        <w:r>
+          <w:rPr>
+            <w:rStyle w:val="Hyperlink"/>
+          </w:rPr>
+          <w:t>https://pinia.vuejs.org/ssr/nuxt.html</w:t>
+        </w:r>
+      </w:hyperlink>
+    </w:p>
+    <w:p>
+      <w:pPr>
+        <w:pStyle w:val="Console"/>
+      </w:pPr>
+      <w:proofErr w:type="spellStart"/>
+      <w:r>
+        <w:t>npx</w:t>
+      </w:r>
+      <w:proofErr w:type="spellEnd"/>
+      <w:r>
+        <w:t xml:space="preserve"> </w:t>
+      </w:r>
+      <w:proofErr w:type="spellStart"/>
+      <w:r>
+        <w:t>nuxi@latest</w:t>
+      </w:r>
+      <w:proofErr w:type="spellEnd"/>
+      <w:r>
+        <w:t xml:space="preserve"> module add </w:t>
+      </w:r>
+      <w:proofErr w:type="spellStart"/>
+      <w:r>
+        <w:t>pinia</w:t>
+      </w:r>
+      <w:proofErr w:type="spellEnd"/>
+    </w:p>
+    <w:p>
+      <w:pPr>
+        <w:pStyle w:val="Content"/>
+      </w:pPr>
+      <w:proofErr w:type="spellStart"/>
+      <w:r>
+        <w:t>Nên</w:t>
+      </w:r>
+      <w:proofErr w:type="spellEnd"/>
+      <w:r>
+        <w:t xml:space="preserve"> </w:t>
+      </w:r>
+      <w:proofErr w:type="spellStart"/>
+      <w:r>
+        <w:t>cài</w:t>
+      </w:r>
+      <w:proofErr w:type="spellEnd"/>
+      <w:r>
+        <w:t xml:space="preserve"> </w:t>
+      </w:r>
+      <w:proofErr w:type="spellStart"/>
+      <w:r>
+        <w:t>thêm</w:t>
+      </w:r>
+      <w:proofErr w:type="spellEnd"/>
+      <w:r>
+        <w:t xml:space="preserve"> </w:t>
+      </w:r>
+      <w:proofErr w:type="spellStart"/>
+      <w:r>
+        <w:t>pinia</w:t>
+      </w:r>
+      <w:proofErr w:type="spellEnd"/>
+      <w:r>
+        <w:t>-plugin-</w:t>
+      </w:r>
+      <w:proofErr w:type="spellStart"/>
+      <w:r>
+        <w:t>persistedstate</w:t>
+      </w:r>
+      <w:proofErr w:type="spellEnd"/>
+      <w:r>
+        <w:t xml:space="preserve"> </w:t>
+      </w:r>
+      <w:proofErr w:type="spellStart"/>
+      <w:r>
+        <w:t>để</w:t>
+      </w:r>
+      <w:proofErr w:type="spellEnd"/>
+      <w:r>
+        <w:t xml:space="preserve"> </w:t>
+      </w:r>
+      <w:proofErr w:type="spellStart"/>
+      <w:r>
+        <w:t>tự</w:t>
+      </w:r>
+      <w:proofErr w:type="spellEnd"/>
+      <w:r>
+        <w:t xml:space="preserve"> </w:t>
+      </w:r>
+      <w:proofErr w:type="spellStart"/>
+      <w:r>
+        <w:t>động</w:t>
+      </w:r>
+      <w:proofErr w:type="spellEnd"/>
+      <w:r>
+        <w:t xml:space="preserve"> </w:t>
+      </w:r>
+      <w:proofErr w:type="spellStart"/>
+      <w:r>
+        <w:t>lưu</w:t>
+      </w:r>
+      <w:proofErr w:type="spellEnd"/>
+      <w:r>
+        <w:t xml:space="preserve"> </w:t>
+      </w:r>
+      <w:proofErr w:type="spellStart"/>
+      <w:r>
+        <w:t>localstorage</w:t>
+      </w:r>
+      <w:proofErr w:type="spellEnd"/>
+      <w:r>
+        <w:t xml:space="preserve"> </w:t>
+      </w:r>
+      <w:proofErr w:type="spellStart"/>
+      <w:r>
+        <w:t>với</w:t>
+      </w:r>
+      <w:proofErr w:type="spellEnd"/>
+      <w:r>
+        <w:t xml:space="preserve"> </w:t>
+      </w:r>
+      <w:proofErr w:type="spellStart"/>
+      <w:r>
+        <w:t>những</w:t>
+      </w:r>
+      <w:proofErr w:type="spellEnd"/>
+      <w:r>
+        <w:t xml:space="preserve"> </w:t>
+      </w:r>
+      <w:proofErr w:type="spellStart"/>
+      <w:r>
+        <w:t>biến</w:t>
+      </w:r>
+      <w:proofErr w:type="spellEnd"/>
+      <w:r>
+        <w:t xml:space="preserve"> </w:t>
+      </w:r>
+      <w:proofErr w:type="spellStart"/>
+      <w:r>
+        <w:t>cần</w:t>
+      </w:r>
+      <w:proofErr w:type="spellEnd"/>
+      <w:r>
+        <w:t xml:space="preserve"> </w:t>
+      </w:r>
+      <w:proofErr w:type="spellStart"/>
+      <w:r>
+        <w:t>lưu</w:t>
+      </w:r>
+      <w:proofErr w:type="spellEnd"/>
+      <w:r>
+        <w:t xml:space="preserve"> </w:t>
+      </w:r>
+      <w:proofErr w:type="spellStart"/>
+      <w:r>
+        <w:t>thay</w:t>
+      </w:r>
+      <w:proofErr w:type="spellEnd"/>
+      <w:r>
+        <w:t xml:space="preserve"> </w:t>
+      </w:r>
+      <w:proofErr w:type="spellStart"/>
+      <w:r>
+        <w:t>vì</w:t>
+      </w:r>
+      <w:proofErr w:type="spellEnd"/>
+      <w:r>
+        <w:t xml:space="preserve"> </w:t>
+      </w:r>
+      <w:proofErr w:type="spellStart"/>
+      <w:r>
+        <w:t>dùng</w:t>
+      </w:r>
+      <w:proofErr w:type="spellEnd"/>
+      <w:r>
+        <w:t xml:space="preserve"> </w:t>
+      </w:r>
+      <w:proofErr w:type="spellStart"/>
+      <w:r>
+        <w:t>localStorage.setItem</w:t>
+      </w:r>
+      <w:proofErr w:type="spellEnd"/>
+      <w:r>
+        <w:t>(…)</w:t>
+      </w:r>
+    </w:p>
+    <w:p>
+      <w:pPr>
+        <w:pStyle w:val="Console"/>
+      </w:pPr>
+      <w:proofErr w:type="spellStart"/>
+      <w:r>
+        <w:t>npm</w:t>
+      </w:r>
+      <w:proofErr w:type="spellEnd"/>
+      <w:r>
+        <w:t xml:space="preserve"> install </w:t>
+      </w:r>
+      <w:proofErr w:type="spellStart"/>
+      <w:r>
+        <w:t>pinia</w:t>
+      </w:r>
+      <w:proofErr w:type="spellEnd"/>
+      <w:r>
+        <w:t>-plugin-</w:t>
+      </w:r>
+      <w:proofErr w:type="spellStart"/>
+      <w:r>
+        <w:t>persistedstate</w:t>
+      </w:r>
+      <w:proofErr w:type="spellEnd"/>
+    </w:p>
+    <w:p>
+      <w:pPr>
+        <w:pStyle w:val="Content"/>
+      </w:pPr>
+      <w:proofErr w:type="spellStart"/>
+      <w:r>
+        <w:t>Cài</w:t>
+      </w:r>
+      <w:proofErr w:type="spellEnd"/>
+      <w:r>
+        <w:t xml:space="preserve"> </w:t>
+      </w:r>
+      <w:proofErr w:type="spellStart"/>
+      <w:r>
+        <w:t>đặt</w:t>
+      </w:r>
+      <w:proofErr w:type="spellEnd"/>
+      <w:r>
+        <w:t xml:space="preserve"> </w:t>
+      </w:r>
+      <w:proofErr w:type="spellStart"/>
+      <w:r>
+        <w:t>nuxt.config.ts</w:t>
+      </w:r>
+      <w:proofErr w:type="spellEnd"/>
+    </w:p>
+    <w:p>
+      <w:pPr>
+        <w:pStyle w:val="Console"/>
+      </w:pPr>
+      <w:r>
+        <w:t xml:space="preserve">// </w:t>
+      </w:r>
+      <w:proofErr w:type="spellStart"/>
+      <w:r>
+        <w:t>nuxt.config.ts</w:t>
+      </w:r>
+      <w:proofErr w:type="spellEnd"/>
+    </w:p>
+    <w:p>
+      <w:pPr>
+        <w:pStyle w:val="Console"/>
+      </w:pPr>
+      <w:r>
+        <w:t xml:space="preserve">export default </w:t>
+      </w:r>
+      <w:proofErr w:type="spellStart"/>
+      <w:proofErr w:type="gramStart"/>
+      <w:r>
+        <w:t>defineNuxtConfig</w:t>
+      </w:r>
+      <w:proofErr w:type="spellEnd"/>
+      <w:r>
+        <w:t>(</w:t>
+      </w:r>
+      <w:proofErr w:type="gramEnd"/>
+      <w:r>
+        <w:t>{</w:t>
+      </w:r>
+    </w:p>
+    <w:p>
+      <w:pPr>
+        <w:pStyle w:val="Console"/>
+      </w:pPr>
+      <w:r>
+        <w:t xml:space="preserve">  // ... other options</w:t>
+      </w:r>
+    </w:p>
+    <w:p>
+      <w:pPr>
+        <w:pStyle w:val="Console"/>
+      </w:pPr>
+      <w:r>
+        <w:t xml:space="preserve">  modules: ['@</w:t>
+      </w:r>
+      <w:proofErr w:type="spellStart"/>
+      <w:r>
+        <w:t>pinia</w:t>
+      </w:r>
+      <w:proofErr w:type="spellEnd"/>
+      <w:r>
+        <w:t>/</w:t>
+      </w:r>
+      <w:proofErr w:type="spellStart"/>
+      <w:r>
+        <w:t>nuxt</w:t>
+      </w:r>
+      <w:proofErr w:type="spellEnd"/>
+      <w:r>
+        <w:t>'],</w:t>
+      </w:r>
+    </w:p>
+    <w:p>
+      <w:pPr>
+        <w:pStyle w:val="Console"/>
+      </w:pPr>
+      <w:r>
+        <w:t xml:space="preserve">  </w:t>
+      </w:r>
+      <w:proofErr w:type="spellStart"/>
+      <w:r>
+        <w:t>pinia</w:t>
+      </w:r>
+      <w:proofErr w:type="spellEnd"/>
+      <w:r>
+        <w:t>: {</w:t>
+      </w:r>
+    </w:p>
+    <w:p>
+      <w:pPr>
+        <w:pStyle w:val="Console"/>
+      </w:pPr>
+      <w:r>
+        <w:t xml:space="preserve">    </w:t>
+      </w:r>
+      <w:proofErr w:type="spellStart"/>
+      <w:r>
+        <w:t>storesDirs</w:t>
+      </w:r>
+      <w:proofErr w:type="spellEnd"/>
+      <w:r>
+        <w:t>: [</w:t>
+      </w:r>
+      <w:proofErr w:type="gramStart"/>
+      <w:r>
+        <w:t>'./</w:t>
+      </w:r>
+      <w:proofErr w:type="gramEnd"/>
+      <w:r>
+        <w:t>stores/**', './custom-folder/stores/**'],</w:t>
+      </w:r>
+    </w:p>
+    <w:p>
+      <w:pPr>
+        <w:pStyle w:val="Console"/>
+      </w:pPr>
+      <w:r>
+        <w:t xml:space="preserve">  },</w:t>
+      </w:r>
+    </w:p>
+    <w:p>
+      <w:pPr>
+        <w:pStyle w:val="Console"/>
+      </w:pPr>
+      <w:r>
+        <w:t>})</w:t>
+      </w:r>
     </w:p>
     <w:p>
       <w:pPr>
@@ -25431,7 +25885,7 @@
       </w:pPr>
     </w:p>
     <w:sectPr>
-      <w:footerReference w:type="default" r:id="rId8"/>
+      <w:footerReference w:type="default" r:id="rId9"/>
       <w:pgSz w:w="11907" w:h="16839" w:code="9"/>
       <w:pgMar w:top="1418" w:right="1134" w:bottom="1418" w:left="1701" w:header="283" w:footer="283" w:gutter="0"/>
       <w:pgNumType w:start="1"/>
@@ -31216,7 +31670,6 @@
   <w:style w:type="character" w:default="1" w:styleId="DefaultParagraphFont">
     <w:name w:val="Default Paragraph Font"/>
     <w:uiPriority w:val="1"/>
-    <w:semiHidden/>
     <w:unhideWhenUsed/>
   </w:style>
   <w:style w:type="table" w:default="1" w:styleId="TableNormal">
@@ -32050,6 +32503,47 @@
       <w:shd w:val="clear" w:color="auto" w:fill="F2F2F2" w:themeFill="background1" w:themeFillShade="F2"/>
     </w:rPr>
   </w:style>
+  <w:style w:type="character" w:styleId="UnresolvedMention">
+    <w:name w:val="Unresolved Mention"/>
+    <w:basedOn w:val="DefaultParagraphFont"/>
+    <w:uiPriority w:val="99"/>
+    <w:semiHidden/>
+    <w:unhideWhenUsed/>
+    <w:rsid w:val="001C1C80"/>
+    <w:rPr>
+      <w:color w:val="605E5C"/>
+      <w:shd w:val="clear" w:color="auto" w:fill="E1DFDD"/>
+    </w:rPr>
+  </w:style>
+  <w:style w:type="paragraph" w:styleId="HTMLPreformatted">
+    <w:name w:val="HTML Preformatted"/>
+    <w:basedOn w:val="Normal"/>
+    <w:link w:val="HTMLPreformattedChar"/>
+    <w:uiPriority w:val="99"/>
+    <w:semiHidden/>
+    <w:unhideWhenUsed/>
+    <w:rsid w:val="00B2717A"/>
+    <w:pPr>
+      <w:spacing w:line="240" w:lineRule="auto"/>
+    </w:pPr>
+    <w:rPr>
+      <w:rFonts w:ascii="Consolas" w:hAnsi="Consolas"/>
+      <w:sz w:val="20"/>
+    </w:rPr>
+  </w:style>
+  <w:style w:type="character" w:customStyle="1" w:styleId="HTMLPreformattedChar">
+    <w:name w:val="HTML Preformatted Char"/>
+    <w:basedOn w:val="DefaultParagraphFont"/>
+    <w:link w:val="HTMLPreformatted"/>
+    <w:uiPriority w:val="99"/>
+    <w:semiHidden/>
+    <w:rsid w:val="00B2717A"/>
+    <w:rPr>
+      <w:rFonts w:ascii="Consolas" w:eastAsia="Times New Roman" w:hAnsi="Consolas" w:cs="Times New Roman"/>
+      <w:sz w:val="20"/>
+      <w:szCs w:val="20"/>
+    </w:rPr>
+  </w:style>
 </w:styles>
 </file>
 
